--- a/manuscript/drafts/methods.docx
+++ b/manuscript/drafts/methods.docx
@@ -191,7 +191,55 @@
         <w:pStyle w:val="FirstParagraph"/>
       </w:pPr>
       <w:r>
-        <w:t xml:space="preserve">Leng ve arkadaşlarının³ paylaştığı işlenmiş snRNA-seq nesnesi, orijinal makalede tanımlanan hücre tipi etiketleri ile birlikte alınmıştır. Analiz, hipotezle uyumlu biçimde RORB+ eksitatör nöron alt kümesine kısıtlanmış, ardından hücre-donör düzeyinde pseudo-bulk agregasyon uygulanarak her donör-hücre tipi kombinasyonu için toplam sayım vektörleri oluşturulmuştur. Bu adım, tek hücre düzeyindeki teknik gürültüyü sınırlandırmak ve donör-düzeyi rastgele etkilerin doğru şekilde modellenebilmesi için tercih edilmiştir.</w:t>
+        <w:t xml:space="preserve">Leng ve arkadaşlarının³ paylaştığı işlenmiş snRNA-seq nesnesi, orijinal makalede tanımlanan hücre tipi etiketleri ile birlikte alınmıştır. Analiz, hipotezle uyumlu biçimde RORB+ eksitatör nöron alt kümesine kısıtlanmış, ardından hücre-donör düzeyinde pseudo-bulk agregasyon uygulanarak her donör-hücre tipi kombinasyonu için toplam sayım vektörleri oluşturulmuştur. Bu adım, tek hücre düzeyindeki teknik gürültüyü sınırlandırmak ve donör-düzeyi rastgele etkilerin doğru şekilde modellenebilmesi için tercih edilmiştir. Leng kohortu üç farklı Braak nöropatolojik evresini kapsayan donörler içermektedir:</w:t>
+      </w:r>
+      <w:r>
+        <w:t xml:space="preserve"> </w:t>
+      </w:r>
+      <w:r>
+        <w:rPr>
+          <w:b/>
+          <w:bCs/>
+        </w:rPr>
+        <w:t xml:space="preserve">literal Braak 0 evresi</w:t>
+      </w:r>
+      <w:r>
+        <w:t xml:space="preserve"> </w:t>
+      </w:r>
+      <w:r>
+        <w:t xml:space="preserve">(klinik olarak normal, n=6 donör, ortalama yaş 60),</w:t>
+      </w:r>
+      <w:r>
+        <w:t xml:space="preserve"> </w:t>
+      </w:r>
+      <w:r>
+        <w:rPr>
+          <w:b/>
+          <w:bCs/>
+        </w:rPr>
+        <w:t xml:space="preserve">literal Braak II evresi</w:t>
+      </w:r>
+      <w:r>
+        <w:t xml:space="preserve"> </w:t>
+      </w:r>
+      <w:r>
+        <w:t xml:space="preserve">(erken patoloji, n=8 donör, ortalama yaş 82) ve</w:t>
+      </w:r>
+      <w:r>
+        <w:t xml:space="preserve"> </w:t>
+      </w:r>
+      <w:r>
+        <w:rPr>
+          <w:b/>
+          <w:bCs/>
+        </w:rPr>
+        <w:t xml:space="preserve">literal Braak VI evresi</w:t>
+      </w:r>
+      <w:r>
+        <w:t xml:space="preserve"> </w:t>
+      </w:r>
+      <w:r>
+        <w:t xml:space="preserve">(ileri AH patolojisi, n=6 donör, ortalama yaş 78). Kohort yalnızca erkek donörlerden oluşmaktadır.</w:t>
       </w:r>
     </w:p>
     <w:p>
@@ -199,7 +247,138 @@
         <w:pStyle w:val="BodyText"/>
       </w:pPr>
       <w:r>
-        <w:t xml:space="preserve">Elde edilen pseudo-bulk sayım matrisi, edgeR¹² paketinin quasi-likelihood F-test iş akışıyla farklı ifade analizine tabi tutulmuştur. Kütüphane boyutlarındaki farklılıklar TMM (trimmed mean of M-values) normalizasyonu ile düzeltilmiş, ortalama-varyans ilişkisi estimateGLMRobustDisp ile modellenmiştir. Braak nöropatolojik evresi üç gruba indirgenerek (Braak 0 = kontrol/erken, Braak 1 = orta, Braak 2 = ileri) kategorik bir değişken haline getirilmiş; birincil kontrast, ileri patoloji ile kontrol/erken evre arasındaki ifade farkı olarak braak_groupBraak2 - braak_groupBraak0 biçiminde tanımlanmıştır.</w:t>
+        <w:t xml:space="preserve">Elde edilen pseudo-bulk sayım matrisi, edgeR¹² paketinin quasi-likelihood F-test iş akışıyla farklı ifade analizine tabi tutulmuştur. Kütüphane boyutlarındaki farklılıklar TMM (trimmed mean of M-values) normalizasyonu ile düzeltilmiş, ortalama-varyans ilişkisi</w:t>
+      </w:r>
+      <w:r>
+        <w:t xml:space="preserve"> </w:t>
+      </w:r>
+      <w:r>
+        <w:rPr>
+          <w:rStyle w:val="VerbatimChar"/>
+        </w:rPr>
+        <w:t xml:space="preserve">estimateGLMRobustDisp</w:t>
+      </w:r>
+      <w:r>
+        <w:t xml:space="preserve"> </w:t>
+      </w:r>
+      <w:r>
+        <w:t xml:space="preserve">ile modellenmiştir. Ön kayıtlı analiz planına uygun olarak iki ayrı ikili kontrast yürütülmüştür:</w:t>
+      </w:r>
+      <w:r>
+        <w:t xml:space="preserve"> </w:t>
+      </w:r>
+      <w:r>
+        <w:rPr>
+          <w:b/>
+          <w:bCs/>
+        </w:rPr>
+        <w:t xml:space="preserve">birincil kontrast</w:t>
+      </w:r>
+      <w:r>
+        <w:t xml:space="preserve"> </w:t>
+      </w:r>
+      <w:r>
+        <w:t xml:space="preserve">olarak Braak II ile Braak 0 karşılaştırması (Leng ve arkadaşlarının orijinal Fig. 2c’de RORB+ eksitatör nöron kaybının belirginleştiği evre olması gerekçesiyle) ve</w:t>
+      </w:r>
+      <w:r>
+        <w:t xml:space="preserve"> </w:t>
+      </w:r>
+      <w:r>
+        <w:rPr>
+          <w:b/>
+          <w:bCs/>
+        </w:rPr>
+        <w:t xml:space="preserve">duyarlılık kontrastı</w:t>
+      </w:r>
+      <w:r>
+        <w:t xml:space="preserve"> </w:t>
+      </w:r>
+      <w:r>
+        <w:t xml:space="preserve">olarak Braak VI ile Braak 0 karşılaştırması (ileri AH patolojisinin plan-uyumlu kontrolü). GLM tasarım matrisi</w:t>
+      </w:r>
+      <w:r>
+        <w:t xml:space="preserve"> </w:t>
+      </w:r>
+      <w:r>
+        <w:rPr>
+          <w:rStyle w:val="VerbatimChar"/>
+        </w:rPr>
+        <w:t xml:space="preserve">~ 0 + braak_group + subcluster</w:t>
+      </w:r>
+      <w:r>
+        <w:t xml:space="preserve"> </w:t>
+      </w:r>
+      <w:r>
+        <w:t xml:space="preserve">biçiminde kurgulanmış; RORB+ alt-küme farklılıkları</w:t>
+      </w:r>
+      <w:r>
+        <w:t xml:space="preserve"> </w:t>
+      </w:r>
+      <w:r>
+        <w:rPr>
+          <w:rStyle w:val="VerbatimChar"/>
+        </w:rPr>
+        <w:t xml:space="preserve">subcluster</w:t>
+      </w:r>
+      <w:r>
+        <w:t xml:space="preserve"> </w:t>
+      </w:r>
+      <w:r>
+        <w:t xml:space="preserve">kovaryatı ile kontrol edilmiştir. Her iki kontrast için birer kontrast vektörü</w:t>
+      </w:r>
+      <w:r>
+        <w:t xml:space="preserve"> </w:t>
+      </w:r>
+      <w:r>
+        <w:rPr>
+          <w:rStyle w:val="VerbatimChar"/>
+        </w:rPr>
+        <w:t xml:space="preserve">limma::makeContrasts</w:t>
+      </w:r>
+      <w:r>
+        <w:t xml:space="preserve"> </w:t>
+      </w:r>
+      <w:r>
+        <w:t xml:space="preserve">ile tanımlanmış (</w:t>
+      </w:r>
+      <w:r>
+        <w:rPr>
+          <w:rStyle w:val="VerbatimChar"/>
+        </w:rPr>
+        <w:t xml:space="preserve">braak_groupBraak2 - braak_groupBraak0</w:t>
+      </w:r>
+      <w:r>
+        <w:t xml:space="preserve"> </w:t>
+      </w:r>
+      <w:r>
+        <w:t xml:space="preserve">ve</w:t>
+      </w:r>
+      <w:r>
+        <w:t xml:space="preserve"> </w:t>
+      </w:r>
+      <w:r>
+        <w:rPr>
+          <w:rStyle w:val="VerbatimChar"/>
+        </w:rPr>
+        <w:t xml:space="preserve">braak_groupBraak6 - braak_groupBraak0</w:t>
+      </w:r>
+      <w:r>
+        <w:t xml:space="preserve">) ve</w:t>
+      </w:r>
+      <w:r>
+        <w:t xml:space="preserve"> </w:t>
+      </w:r>
+      <w:r>
+        <w:rPr>
+          <w:rStyle w:val="VerbatimChar"/>
+        </w:rPr>
+        <w:t xml:space="preserve">glmQLFTest</w:t>
+      </w:r>
+      <w:r>
+        <w:t xml:space="preserve"> </w:t>
+      </w:r>
+      <w:r>
+        <w:t xml:space="preserve">ile test edilmiştir. Manuscript boyunca raporlanan Aşama 1 sonuçları, aksi belirtilmedikçe birincil kontrasta (Braak II − Braak 0) aittir; duyarlılık kontrastı sonuçları Ek Tablo S1’de raporlanmıştır.</w:t>
       </w:r>
     </w:p>
     <w:p>
@@ -207,7 +386,7 @@
         <w:pStyle w:val="BodyText"/>
       </w:pPr>
       <w:r>
-        <w:t xml:space="preserve">Anlamlılık eşiği olarak Benjamini-Hochberg düzeltilmiş FDR&lt;0.05 seçilmiş, log fold-change için ek bir alt-eşik uygulanmamıştır. Bu tercihin gerekçesi, hücre tipine özgü küçük ifade değişikliklerinin nörodejenerasyon bağlamında biyolojik olarak anlamlı olabilmesidir; nitekim orijinal Leng çalışması da benzer bir logFC-serbest eşik kullanmıştır. Analizin çıktısı, 486 anlamlı farklı ifade edilen gen olarak elde edilmiş olup, bunların 104’ü ileri Braak grubunda yukarı, 382’si aşağı regüle edilmiştir (Figure 2A). Bu 486 genlik küme, ilerleyen aşamalarda</w:t>
+        <w:t xml:space="preserve">Anlamlılık eşiği olarak Benjamini-Hochberg düzeltilmiş FDR&lt;0,05 seçilmiş, log fold-change için ek bir alt-eşik uygulanmamıştır. Bu tercihin gerekçesi, hücre tipine özgü küçük ifade değişikliklerinin nörodejenerasyon bağlamında biyolojik olarak anlamlı olabilmesidir; nitekim orijinal Leng çalışması da benzer bir logFC-serbest eşik kullanmıştır. Birincil kontrastın çıktısı, 486 anlamlı farklı ifade edilen gen olarak elde edilmiş olup, bunların 104’ü Braak II grubunda yukarı, 382’si aşağı regüle edilmiştir (Şekil 2A). Bu 486 genlik küme, ilerleyen aşamalarda</w:t>
       </w:r>
       <w:r>
         <w:t xml:space="preserve"> </w:t>
@@ -223,10 +402,48 @@
       </w:r>
     </w:p>
     <w:p>
-      <w:r>
-        <w:pict>
-          <v:rect style="width:0;height:1.5pt" o:hralign="center" o:hrstd="t" o:hr="t"/>
-        </w:pict>
+      <w:pPr>
+        <w:pStyle w:val="BodyText"/>
+      </w:pPr>
+      <w:r>
+        <w:rPr>
+          <w:b/>
+          <w:bCs/>
+        </w:rPr>
+        <w:t xml:space="preserve">Yaş kovaryatı üzerine not:</w:t>
+      </w:r>
+      <w:r>
+        <w:t xml:space="preserve"> </w:t>
+      </w:r>
+      <w:r>
+        <w:t xml:space="preserve">Ön kayıtlı analiz planında</w:t>
+      </w:r>
+      <w:r>
+        <w:t xml:space="preserve"> </w:t>
+      </w:r>
+      <w:r>
+        <w:rPr>
+          <w:rStyle w:val="VerbatimChar"/>
+        </w:rPr>
+        <w:t xml:space="preserve">~ 0 + braak_group + subcluster</w:t>
+      </w:r>
+      <w:r>
+        <w:t xml:space="preserve"> </w:t>
+      </w:r>
+      <w:r>
+        <w:t xml:space="preserve">tasarımı tanımlanmış olup, birincil analiz yaş kovaryatı içermeden yürütülmüştür. Ancak Leng kohortunda Braak 0 grubu (ortalama yaş 60) ile Braak II grubu (ortalama yaş 82) arasında ortalama 22 yıl gibi belirgin bir yaş farkı bulunmaktadır. Dış hakem değerlendirme sürecinde bu yaş dengesizliği vurgulandığı için, birincil sonuçların yaş etkisi altında modüle edilme olasılığını değerlendirmek amacıyla post-hoc bir duyarlılık analizi (yaş kovaryatlı tasarım</w:t>
+      </w:r>
+      <w:r>
+        <w:t xml:space="preserve"> </w:t>
+      </w:r>
+      <w:r>
+        <w:rPr>
+          <w:rStyle w:val="VerbatimChar"/>
+        </w:rPr>
+        <w:t xml:space="preserve">~ 0 + braak_group + subcluster + age</w:t>
+      </w:r>
+      <w:r>
+        <w:t xml:space="preserve">) yürütülmüş ve DD çekirdek imzasının kararlılığı Bölüm 3.X (Ek Tablo S2 ve Ek Şekil S3) altında raporlanmıştır. Bu sapma DEVIATIONS.md belgesinde tarihli olarak dokümante edilmiştir.</w:t>
       </w:r>
     </w:p>
     <w:bookmarkEnd w:id="12"/>
